--- a/test/docx/accepted.docx
+++ b/test/docx/accepted.docx
@@ -4449,7 +4449,7 @@
 </file>
 
 <file path=customXml/item1.xml><?xml version="1.0" encoding="utf-8"?>
-<ns0:review xmlns:ns0="https://calkit.org/review" uuid="fda50faf-787e-445d-88be-3f8817ab4a32" source="paper/main.tex">
+<ns0:review xmlns:ns0="https://calkit.org/review" id="fda50faf-787e-445d-88be-3f8817ab4a32" source="paper/main.tex">
   <ns0:p id="ck_defc3a7a_1">Wake recovery behind a model turbine</ns0:p>
   <ns0:p id="ck_defc3a7a_1_2">P. Bachant A. Reviewer</ns0:p>
   <ns0:p id="ck_defc3a7a_10">Abstract</ns0:p>

--- a/test/docx/accepted.docx
+++ b/test/docx/accepted.docx
@@ -4449,7 +4449,7 @@
 </file>
 
 <file path=customXml/item1.xml><?xml version="1.0" encoding="utf-8"?>
-<ns0:review xmlns:ns0="https://calkit.org/review" id="fda50faf-787e-445d-88be-3f8817ab4a32" source="paper/main.tex">
+<ns0:review xmlns:ns0="https://calkit.org/latex-export" id="fda50faf-787e-445d-88be-3f8817ab4a32" source="paper/main.tex">
   <ns0:p id="ck_defc3a7a_1">Wake recovery behind a model turbine</ns0:p>
   <ns0:p id="ck_defc3a7a_1_2">P. Bachant A. Reviewer</ns0:p>
   <ns0:p id="ck_defc3a7a_10">Abstract</ns0:p>
@@ -4474,7 +4474,7 @@
 <file path=customXml/itemProps1.xml><?xml version="1.0" encoding="utf-8"?>
 <ds:datastoreItem xmlns:ds="http://schemas.openxmlformats.org/officeDocument/2006/customXml" ds:itemID="{26536890-5975-5446-8D43-94811A1C29EF}">
   <ds:schemaRefs>
-    <ds:schemaRef ds:uri="https://calkit.org/review"/>
+    <ds:schemaRef ds:uri="https://calkit.org/latex-export"/>
   </ds:schemaRefs>
 </ds:datastoreItem>
 </file>